--- a/docs/Apresentacoes_IVS/complementos/Roteiro_EDA_Central_1a_rodada.docx
+++ b/docs/Apresentacoes_IVS/complementos/Roteiro_EDA_Central_1a_rodada.docx
@@ -133,7 +133,7 @@
         <w:ind w:left="454"/>
       </w:pPr>
       <w:r>
-        <w:t>Tenha à mão o número 59: é a quantidade de testes automatizados que passam. É a resposta curta para "como você sabe que isso está certo?".</w:t>
+        <w:t>Tenha à mão o número 63: é a quantidade de testes automatizados que passam. É a resposta curta para "como você sabe que isso está certo?".</w:t>
       </w:r>
     </w:p>
     <w:p>
@@ -1068,7 +1068,7 @@
         <w:ind w:left="454"/>
       </w:pPr>
       <w:r>
-        <w:t>8 arquivos do Censo, 2,4 GB, 71 variáveis na base montada.</w:t>
+        <w:t>8 arquivos do Censo, 2,4 GB, 73 variáveis na base montada.</w:t>
       </w:r>
     </w:p>
     <w:p>
@@ -1239,7 +1239,7 @@
         <w:rPr>
           <w:b w:val="0"/>
         </w:rPr>
-        <w:t>Sim. São quatro comandos: criar o ambiente, rodar os dois notebooks e rodar os scripts. Está documentado no README, e a suíte de 59 testes confere o resultado.</w:t>
+        <w:t>Sim. São quatro comandos: criar o ambiente, rodar os dois notebooks e rodar os scripts. Está documentado no README, e a suíte de 63 testes confere o resultado.</w:t>
       </w:r>
     </w:p>
     <w:p>
@@ -1521,7 +1521,7 @@
         <w:rPr>
           <w:b w:val="0"/>
         </w:rPr>
-        <w:t>Nenhum no recorte ELSI. Mas a população institucionalizada continua sub-representada dentro dos setores mistos, e isso está nas limitações.</w:t>
+        <w:t>Nenhum. A classe existe na regra e ficou vazia, então ninguém é excluído por ela. O que existe é uma assimetria: quem mora em domicílio coletivo entra na população do setor, o v0001, mas não entra no denominador domiciliar, o V00001. Ou seja, essa pessoa conta nos indicadores de cor/raça e de idade, e não conta nos de saneamento. É isso que está nas limitações.</w:t>
       </w:r>
     </w:p>
     <w:p>
@@ -1824,7 +1824,7 @@
         <w:ind w:left="454"/>
       </w:pPr>
       <w:r>
-        <w:t>A coluna mediana: em cinco das sete ela é zero. Água, esgoto e lixo estão totalmente adequados na maioria dos setores urbanos — e é isso que vai quebrar a regra de outlier no slide 14.</w:t>
+        <w:t>A coluna mediana: em três das sete ela é zero. Água, esgoto e lixo não têm inadequação medida na maioria dos setores urbanos — e é isso que vai quebrar a regra de outlier no slide 14. Cuidado com a palavra: em cerca de um quarto desses zeros alguma parcela veio sigilosa, então é ausência de medida, não adequação comprovada.</w:t>
       </w:r>
     </w:p>
     <w:p>
@@ -3219,7 +3219,7 @@
         <w:rPr>
           <w:i/>
         </w:rPr>
-        <w:t>“São 186 domicílios. A 170 mil reais de renda média por responsável, isso daria 31,7 milhões de reais circulando por mês numa favela de 186 casas. Não é renda alta, é erro de dado. E repare: 170.418 dividido por 100 dá 1.704 reais, que é exatamente o que se espera do setor.”</w:t>
+        <w:t>“São 186 domicílios. A 170 mil reais de renda média por responsável, isso daria 31,7 milhões de reais circulando por mês numa favela de 186 casas. O perfil do setor não sustenta esse valor.”</w:t>
       </w:r>
     </w:p>
     <w:p>
@@ -3231,7 +3231,7 @@
         <w:rPr>
           <w:i/>
         </w:rPr>
-        <w:t>“E não é caso isolado. O segundo maior valor da base, Belém com 78 mil, também é setor de favela.”</w:t>
+        <w:t>“E o próprio arquivo do IBGE ajuda a dizer o que aconteceu. Ele traz o V06005, que é a variância do rendimento no setor. O coeficiente de variação aqui é 5,26, contra uma mediana nacional de 0,78. Se fosse só uma vírgula fora do lugar na média, esse coeficiente seria da ordem de 526. Então não é erro de digitação: a média está sendo puxada por uma ou poucas declarações enormes.”</w:t>
       </w:r>
     </w:p>
     <w:p>
@@ -3249,7 +3249,7 @@
         <w:ind w:left="454"/>
       </w:pPr>
       <w:r>
-        <w:t>O CD_TIPO = 1, em vermelho — é o que transforma o número num diagnóstico.</w:t>
+        <w:t>O CD_TIPO = 1, em vermelho: é o que torna o valor incompatível com o resto do perfil.</w:t>
       </w:r>
     </w:p>
     <w:p>
@@ -3259,7 +3259,7 @@
         <w:ind w:left="454"/>
       </w:pPr>
       <w:r>
-        <w:t>A anotação circulada: a hipótese do fator 100.</w:t>
+        <w:t>A anotação circulada: o coeficiente de variação de 5,26 contra 0,78.</w:t>
       </w:r>
     </w:p>
     <w:p>
@@ -3400,7 +3400,7 @@
         <w:rPr>
           <w:i/>
         </w:rPr>
-        <w:t>“O resultado: 66 setores suspeitos e 3.292 extremos coerentes. E o teste se validou sozinho — um terço dos suspeitos é favela, e nenhum dos 3.292 extremos é. Nenhum.”</w:t>
+        <w:t>“O resultado: 66 setores suspeitos e 3.292 extremos coerentes. E aqui eu preciso ser honesto sobre o que essa tabela mostra e o que ela não mostra: ser favela é um dos testes de incoerência, então nenhuma favela pode cair em EXTREMO por construção. A coluna da direita repete a regra, ela não a valida.”</w:t>
       </w:r>
     </w:p>
     <w:p>
@@ -3418,7 +3418,7 @@
         <w:ind w:left="454"/>
       </w:pPr>
       <w:r>
-        <w:t>A coluna "São favela?" — 22 de 66 contra 0 de 3.292. É a validação do critério.</w:t>
+        <w:t>A coluna "São favela?" — 22 de 66 contra 0 de 3.292. Diga que esse contraste é consequência da regra, não evidência a favor dela.</w:t>
       </w:r>
     </w:p>
     <w:p>
@@ -3498,7 +3498,7 @@
         <w:rPr>
           <w:b w:val="0"/>
         </w:rPr>
-        <w:t>A escolha do limiar é, como toda escolha de limiar. Mas o critério está escrito, versionado e coberto por seis testes. E a validação com as favelas é externa: eu não escolhi o limiar olhando esse resultado.</w:t>
+        <w:t>A escolha do limiar é, como toda escolha de limiar. O critério está escrito, versionado e coberto por testes. Duas fraquezas conhecidas: 40 dos 66 suspeitos são flagrados só por ter analfabetismo acima da mediana do município, que é evento de metade por construção; e a regra é cega a erro de dado em bairro rico. O setor de São Paulo com 140 mil reais, 45 vezes a mediana da cidade, sai como EXTREMO porque o entorno sustenta renda alta. Por isso acrescentei a coluna razao_implausivel, que marca 13 desses casos.</w:t>
       </w:r>
     </w:p>
     <w:p>
@@ -3605,7 +3605,7 @@
         <w:rPr>
           <w:i/>
         </w:rPr>
-        <w:t>“A conclusão prática é que o problema da renda não é o outlier. É a assimetria. E isso importa diretamente para a análise fatorial, que roda sobre a matriz de Pearson: com a renda bruta, a carga dela sairia subestimada.”</w:t>
+        <w:t>“A conclusão prática é que o problema da renda está na assimetria, e não no outlier. E isso importa diretamente para a análise fatorial, que roda sobre a matriz de Pearson: com a renda bruta, a carga dela sairia subestimada.”</w:t>
       </w:r>
     </w:p>
     <w:p>
@@ -3720,7 +3720,7 @@
         <w:rPr>
           <w:i/>
         </w:rPr>
-        <w:t>“O argumento para excluir não está na média nem na correlação. Está na normalização, que é o insumo do índice.”</w:t>
+        <w:t>“O argumento para excluir está na normalização, que é o insumo do índice, e não na média nem na correlação.”</w:t>
       </w:r>
     </w:p>
     <w:p>
@@ -3744,7 +3744,8 @@
         <w:rPr>
           <w:i/>
         </w:rPr>
-        <w:t>“Em Belo Horizonte são 98,8% dos setores espremidos no primeiro decil. Com dois valores ruins numa cidade de cinco mil setores.”</w:t>
+        <w:t>“Em Belo Horizonte são 98,8% dos setores espremidos no primeiro decil, com dois valores ruins numa cidade de cinco mil setores.”
+“E aqui vale dizer o que a tabela não resolve. Mesmo tirando os suspeitos, Belo Horizonte fica com 70,8% dos setores no primeiro decil, e Belém com 69,6%. O que quebra a escala não são os 66 valores: é aplicar min-max a uma variável com assimetria 3,74. Trocar a normalização global pela municipal reduz o problema e não o resolve. Transformar a variável, em log ou em posto, é a decisão que ainda está aberta.”</w:t>
       </w:r>
     </w:p>
     <w:p>
@@ -4748,7 +4749,7 @@
         <w:rPr>
           <w:i/>
         </w:rPr>
-        <w:t>“O indicador de água que está no IVS usa V00112 a V00118, que é a fonte da água: poço, nascente, carro-pipa, rio. As três variáveis novas medem a entrega: se a água chega encanada dentro do domicílio, só até o terreno, ou não chega. Um domicílio ligado à rede geral pode receber água só no terreno. O Spearman entre os dois eixos é 0,459 — parentes, não gêmeos.”</w:t>
+        <w:t>“O indicador de água que está no IVS usa V00112 a V00118, que é a fonte da água: poço, nascente, carro-pipa, rio. As três variáveis novas medem a entrega: se a água chega encanada dentro do domicílio, só até o terreno, ou não chega. Um domicílio ligado à rede geral pode receber água só no terreno. O Spearman entre os dois eixos é 0,459: medem coisas próximas, mas não a mesma coisa.”</w:t>
       </w:r>
     </w:p>
     <w:p>
@@ -5313,7 +5314,7 @@
         <w:rPr>
           <w:i/>
         </w:rPr>
-        <w:t>“Mas o mais útil foi a planilha anexa, que lista as favelas por setor censitário. Com ela eu validei nosso critério: dos 109 mil setores do recorte, 19.507 estão na lista oficial — e são exatamente os 19.507 que o nosso código marca. Zero falso positivo, zero omissão.”</w:t>
+        <w:t>“Mas o mais útil foi a planilha anexa, que lista as favelas por setor censitário. Com ela eu validei nosso critério: dos 109 mil setores da base completa, 19.507 estão na lista oficial — e são exatamente os 19.507 que o nosso código marca. Zero falso positivo, zero omissão. No recorte de análise são 19.452, que dão 18,7% dos 104.108.”</w:t>
       </w:r>
     </w:p>
     <w:p>
@@ -5962,7 +5963,7 @@
         <w:rPr>
           <w:b w:val="0"/>
         </w:rPr>
-        <w:t>Faltam duas do roteiro de Lima-Costa e Barreto que ainda não redigi: viés de sobrevivência e exclusão de institucionalizados. Estão na fila.</w:t>
+        <w:t>Faltam duas do roteiro de Lima-Costa e Barreto que ainda não redigi: viés de sobrevivência e a situação dos institucionalizados. Estão na fila.</w:t>
       </w:r>
     </w:p>
     <w:p>
@@ -6255,7 +6256,7 @@
         <w:rPr>
           <w:i/>
         </w:rPr>
-        <w:t>“São 59 testes automatizados, todos passando. Eles não conferem só as fórmulas: leem os arquivos gerados e verificam contagens exatas.”</w:t>
+        <w:t>“São 63 testes automatizados, todos passando. Eles não conferem só as fórmulas: leem os arquivos gerados e verificam contagens exatas.”</w:t>
       </w:r>
     </w:p>
     <w:p>
@@ -6580,7 +6581,7 @@
         <w:rPr>
           <w:b w:val="0"/>
         </w:rPr>
-        <w:t>Três camadas. Os 59 testes automatizados conferem as fórmulas contra dados sintéticos calculáveis na mão e as contagens dos arquivos gerados. Os números desta apresentação são lidos das tabelas na hora de gerar o arquivo, não digitados. E o cálculo nacional reproduz a população oficial do Censo: 203.080.756.</w:t>
+        <w:t>Três camadas. Os 63 testes automatizados conferem as fórmulas contra dados sintéticos calculáveis na mão e as contagens dos arquivos gerados. Os números desta apresentação são lidos das tabelas na hora de gerar o arquivo, não digitados. E o cálculo nacional reproduz a população oficial do Censo: 203.080.756.</w:t>
       </w:r>
     </w:p>
     <w:p>
@@ -6760,7 +6761,7 @@
         <w:rPr>
           <w:b w:val="0"/>
         </w:rPr>
-        <w:t>Usei como ferramenta de trabalho, com verificação. Toda fórmula está em código versionado, toda tabela tem script que a gera, e o conjunto é coberto por 59 testes. Os erros que encontrei estão listados no slide 43, inclusive os meus.</w:t>
+        <w:t>Usei como ferramenta de trabalho, com verificação. Toda fórmula está em código versionado, toda tabela tem script que a gera, e o conjunto é coberto por 63 testes. Os erros que encontrei estão listados no slide 43, inclusive os meus.</w:t>
       </w:r>
     </w:p>
     <w:p>
@@ -7333,6 +7334,868 @@
           <w:color w:val="56534C"/>
         </w:rPr>
         <w:t>Todos os números desta apresentação são extraídos por scripts/eda_central_dados.py, que lê as tabelas acima e grava banco_de_dados/eda/dados_deck.json. O gerador do deck apenas formata.</w:t>
+      </w:r>
+    </w:p>
+    <w:p>
+      <w:pPr>
+        <w:pStyle w:val="Heading1"/>
+      </w:pPr>
+      <w:r>
+        <w:t xml:space="preserve">Anexo — A fonte do IBGE, transcrita, com orientação de uso</w:t>
+      </w:r>
+    </w:p>
+    <w:p>
+      <w:pPr>
+        <w:spacing w:before="0" w:after="160"/>
+        <w:ind w:left="0"/>
+      </w:pPr>
+      <w:r>
+        <w:rPr/>
+        <w:t xml:space="preserve">IBGE. Censo Demográfico 2022: Favelas e Comunidades Urbanas — Resultados do universo. Rio de Janeiro: IBGE, 2024. 171 p. O arquivo está em Projeto_IVS_Censo22/docs/IBGE_Censo2022_Favelas_e_Comunidades_Urbanas.pdf.</w:t>
+      </w:r>
+    </w:p>
+    <w:p>
+      <w:pPr>
+        <w:spacing w:before="0" w:after="160"/>
+        <w:ind w:left="0"/>
+      </w:pPr>
+      <w:r>
+        <w:rPr/>
+        <w:t xml:space="preserve">Estão transcritas aqui as passagens das páginas 46, 47, 73, 74 e 75 que sustentam alguma afirmação da apresentação. Cada uma vem seguida da orientação de quando e como usá-la. As transcrições são literais: se for citar no artigo, copie daqui.</w:t>
+      </w:r>
+    </w:p>
+    <w:p>
+      <w:pPr>
+        <w:spacing w:before="0" w:after="160"/>
+        <w:ind w:left="0"/>
+      </w:pPr>
+      <w:r>
+        <w:rPr>
+          <w:i/>
+          <w:color w:val="8C2F27"/>
+        </w:rPr>
+        <w:t xml:space="preserve">Atenção à numeração das páginas. A página impressa no rodapé é a que se cita, e ela fica três à frente do número de página do leitor de PDF: impressa 46 = PDF 49. Todas as páginas indicadas abaixo são as impressas.</w:t>
+      </w:r>
+    </w:p>
+    <w:p>
+      <w:pPr>
+        <w:pStyle w:val="Heading2"/>
+      </w:pPr>
+      <w:r>
+        <w:t xml:space="preserve">Página 46 — a mudança de nomenclatura não mudou o conteúdo</w:t>
+      </w:r>
+    </w:p>
+    <w:p>
+      <w:pPr>
+        <w:spacing w:before="0" w:after="160"/>
+        <w:ind w:left="0"/>
+      </w:pPr>
+      <w:r>
+        <w:rPr/>
+        <w:t xml:space="preserve">Contexto: em 2024 o IBGE trocou "Aglomerados Subnormais" por "Favelas e Comunidades Urbanas" e reescreveu os critérios. Estas duas frases são a garantia de que a série não quebrou.</w:t>
+      </w:r>
+    </w:p>
+    <w:p>
+      <w:pPr>
+        <w:pStyle w:val="Heading3"/>
+      </w:pPr>
+      <w:r>
+        <w:t xml:space="preserve">Transcrição 1</w:t>
+      </w:r>
+    </w:p>
+    <w:p>
+      <w:pPr>
+        <w:spacing w:before="0" w:after="100"/>
+        <w:ind w:left="454"/>
+      </w:pPr>
+      <w:r>
+        <w:rPr>
+          <w:i/>
+          <w:color w:val="3D4A48"/>
+          <w:sz w:val="19"/>
+        </w:rPr>
+        <w:t xml:space="preserve">"Cabe reforçar que a mudança de nomenclatura e redação dos critérios não afeta estruturalmente o mapeamento produzido para a pesquisa censitária de 2022, uma vez que não houve alterações efetivas, mas apenas uma mudança na redação dos elementos utilizados como referência."</w:t>
+      </w:r>
+    </w:p>
+    <w:p>
+      <w:pPr>
+        <w:spacing w:before="40" w:after="200"/>
+        <w:ind w:left="454"/>
+      </w:pPr>
+      <w:r>
+        <w:rPr>
+          <w:b/>
+        </w:rPr>
+        <w:t xml:space="preserve">Como usar. </w:t>
+      </w:r>
+      <w:r>
+        <w:rPr>
+          <w:b w:val="0"/>
+        </w:rPr>
+        <w:t xml:space="preserve">É a sua defesa se perguntarem se a mudança de nome comprometeu a comparação com a literatura anterior, que fala em aglomerado subnormal. A resposta é que o IBGE afirma explicitamente que não houve alteração efetiva de critério. Use no slide 37 e na resposta à pergunta "mudou alguma coisa em relação ao Aglomerado Subnormal?". Não use para dizer que os NÚMEROS de 2010 e 2022 são comparáveis: isso é outra coisa, e a própria publicação diz que não são. Ver página 73.</w:t>
+      </w:r>
+    </w:p>
+    <w:p>
+      <w:pPr>
+        <w:pStyle w:val="Heading3"/>
+      </w:pPr>
+      <w:r>
+        <w:t xml:space="preserve">Transcrição 2</w:t>
+      </w:r>
+    </w:p>
+    <w:p>
+      <w:pPr>
+        <w:spacing w:before="0" w:after="100"/>
+        <w:ind w:left="454"/>
+      </w:pPr>
+      <w:r>
+        <w:rPr>
+          <w:i/>
+          <w:color w:val="3D4A48"/>
+          <w:sz w:val="19"/>
+        </w:rPr>
+        <w:t xml:space="preserve">"Como dito, as mudanças dizem respeito à forma como o IBGE se refere a esses territórios e seus habitantes em seus materiais e em suas bases de divulgação, evitando estigmatizações e homogeneizações que possam afetá-los negativamente. O conteúdo essencial dos critérios utilizados para identificação e classificação dos então chamados Aglomerados Subnormais foi mantido."</w:t>
+      </w:r>
+    </w:p>
+    <w:p>
+      <w:pPr>
+        <w:spacing w:before="40" w:after="200"/>
+        <w:ind w:left="454"/>
+      </w:pPr>
+      <w:r>
+        <w:rPr>
+          <w:b/>
+        </w:rPr>
+        <w:t xml:space="preserve">Como usar. </w:t>
+      </w:r>
+      <w:r>
+        <w:rPr>
+          <w:b w:val="0"/>
+        </w:rPr>
+        <w:t xml:space="preserve">A segunda frase é a mais forte das duas e é a que vale citar no artigo, porque diz diretamente que o conteúdo do critério foi mantido. A primeira frase serve para explicar a MOTIVAÇÃO da mudança, que é evitar estigmatização. Se a conversa derivar para a escolha do termo "favela" no seu texto, é esta frase que justifica você seguir a nomenclatura oficial do IBGE em vez de inventar uma sua.</w:t>
+      </w:r>
+    </w:p>
+    <w:p>
+      <w:pPr>
+        <w:pStyle w:val="Heading2"/>
+      </w:pPr>
+      <w:r>
+        <w:t xml:space="preserve">Páginas 46 e 47 — a definição oficial</w:t>
+      </w:r>
+    </w:p>
+    <w:p>
+      <w:pPr>
+        <w:spacing w:before="0" w:after="160"/>
+        <w:ind w:left="0"/>
+      </w:pPr>
+      <w:r>
+        <w:rPr/>
+        <w:t xml:space="preserve">A definição vem entre aspas na publicação, em quatro parágrafos. Começa na página 46 e termina na 47. Transcrita na íntegra abaixo.</w:t>
+      </w:r>
+    </w:p>
+    <w:p>
+      <w:pPr>
+        <w:pStyle w:val="Heading3"/>
+      </w:pPr>
+      <w:r>
+        <w:t xml:space="preserve">Parágrafo 1 — a definição propriamente dita</w:t>
+      </w:r>
+    </w:p>
+    <w:p>
+      <w:pPr>
+        <w:spacing w:before="0" w:after="100"/>
+        <w:ind w:left="454"/>
+      </w:pPr>
+      <w:r>
+        <w:rPr>
+          <w:i/>
+          <w:color w:val="3D4A48"/>
+          <w:sz w:val="19"/>
+        </w:rPr>
+        <w:t xml:space="preserve">"As Favelas e Comunidades Urbanas são territórios populares originados das diversas estratégias utilizadas pela população para atender, geralmente de forma autônoma e coletiva, às suas necessidades de moradia e usos associados (comércio, serviços, lazer, cultura, entre outros), diante da insuficiência e inadequação das políticas públicas e investimentos privados dirigidos à garantia do direito à cidade."</w:t>
+      </w:r>
+    </w:p>
+    <w:p>
+      <w:pPr>
+        <w:spacing w:before="40" w:after="200"/>
+        <w:ind w:left="454"/>
+      </w:pPr>
+      <w:r>
+        <w:rPr>
+          <w:b/>
+        </w:rPr>
+        <w:t xml:space="preserve">Como usar. </w:t>
+      </w:r>
+      <w:r>
+        <w:rPr>
+          <w:b w:val="0"/>
+        </w:rPr>
+        <w:t xml:space="preserve">É esta que você cita se pedirem a definição. Decore a espinha dela, não a frase inteira: território popular, originado de estratégia autônoma e coletiva da população, diante da insuficiência de política pública e investimento privado. Repare que a definição é sobre ORIGEM e PROCESSO, não sobre carência material — isso importa, porque a carência aparece só nos critérios operacionais da página 47. Se alguém disser que favela "é onde falta saneamento", esta frase mostra que a definição oficial é outra.</w:t>
+      </w:r>
+    </w:p>
+    <w:p>
+      <w:pPr>
+        <w:pStyle w:val="Heading3"/>
+      </w:pPr>
+      <w:r>
+        <w:t xml:space="preserve">Parágrafo 2 — identidade comunitária</w:t>
+      </w:r>
+    </w:p>
+    <w:p>
+      <w:pPr>
+        <w:spacing w:before="0" w:after="100"/>
+        <w:ind w:left="454"/>
+      </w:pPr>
+      <w:r>
+        <w:rPr>
+          <w:i/>
+          <w:color w:val="3D4A48"/>
+          <w:sz w:val="19"/>
+        </w:rPr>
+        <w:t xml:space="preserve">"Em muitos casos, devido à sua origem compartilhada, relações de vizinhança, engajamento comunitário e intenso uso de espaços comuns, constituem identidade e representação comunitária."</w:t>
+      </w:r>
+    </w:p>
+    <w:p>
+      <w:pPr>
+        <w:spacing w:before="40" w:after="200"/>
+        <w:ind w:left="454"/>
+      </w:pPr>
+      <w:r>
+        <w:rPr>
+          <w:b/>
+        </w:rPr>
+        <w:t xml:space="preserve">Como usar. </w:t>
+      </w:r>
+      <w:r>
+        <w:rPr>
+          <w:b w:val="0"/>
+        </w:rPr>
+        <w:t xml:space="preserve">Não use na apresentação. Está aqui para você saber que existe, porque é o parágrafo que justifica a palavra "Comunidades" no nome novo. Serve se a conversa for sobre nomenclatura, não sobre o índice.</w:t>
+      </w:r>
+    </w:p>
+    <w:p>
+      <w:pPr>
+        <w:pStyle w:val="Heading3"/>
+      </w:pPr>
+      <w:r>
+        <w:t xml:space="preserve">Parágrafo 3 — os muitos nomes</w:t>
+      </w:r>
+    </w:p>
+    <w:p>
+      <w:pPr>
+        <w:spacing w:before="0" w:after="100"/>
+        <w:ind w:left="454"/>
+      </w:pPr>
+      <w:r>
+        <w:rPr>
+          <w:i/>
+          <w:color w:val="3D4A48"/>
+          <w:sz w:val="19"/>
+        </w:rPr>
+        <w:t xml:space="preserve">"No Brasil, esses espaços se manifestam em diferentes formas e nomenclaturas, como favelas, ocupações, comunidades, quebradas, grotas, baixadas, alagados, vilas, ressacas, mocambos, palafitas, loteamentos informais, vilas de malocas, entre outros, expressando diferenças geográficas, históricas e culturais na sua formação."</w:t>
+      </w:r>
+    </w:p>
+    <w:p>
+      <w:pPr>
+        <w:spacing w:before="40" w:after="200"/>
+        <w:ind w:left="454"/>
+      </w:pPr>
+      <w:r>
+        <w:rPr>
+          <w:b/>
+        </w:rPr>
+        <w:t xml:space="preserve">Como usar. </w:t>
+      </w:r>
+      <w:r>
+        <w:rPr>
+          <w:b w:val="0"/>
+        </w:rPr>
+        <w:t xml:space="preserve">Este é o parágrafo que responde à demanda de julho, que foi formulada como "vilas e favelas". Ele mostra que vila e favela são dois dos muitos nomes de uma mesma categoria oficial, e que a sua marcação CD_TIPO = 1 cobre as duas. Se a orientadora perguntar por que você não separou vila de favela, a resposta é que o Censo não separa: são a mesma categoria.</w:t>
+      </w:r>
+    </w:p>
+    <w:p>
+      <w:pPr>
+        <w:pStyle w:val="Heading3"/>
+      </w:pPr>
+      <w:r>
+        <w:t xml:space="preserve">Parágrafo 4 — vulnerabilidade e insegurança da posse</w:t>
+      </w:r>
+    </w:p>
+    <w:p>
+      <w:pPr>
+        <w:spacing w:before="0" w:after="100"/>
+        <w:ind w:left="454"/>
+      </w:pPr>
+      <w:r>
+        <w:rPr>
+          <w:i/>
+          <w:color w:val="3D4A48"/>
+          <w:sz w:val="19"/>
+        </w:rPr>
+        <w:t xml:space="preserve">"Favelas e Comunidades Urbanas expressam a desigualdade socioespacial da urbanização brasileira. Retratam a incompletude - no limite, a precariedade - das políticas governamentais e investimentos privados de dotação de infraestrutura urbana, serviços públicos, equipamentos coletivos e proteção ambiental aos sítios onde se localizam, reproduzindo condições de vulnerabilidade. Estas se tornam agravadas com a insegurança jurídica da posse, que também compromete a garantia do direito à moradia e a proteção legal contra despejos forçados e remoções."</w:t>
+      </w:r>
+    </w:p>
+    <w:p>
+      <w:pPr>
+        <w:spacing w:before="40" w:after="200"/>
+        <w:ind w:left="454"/>
+      </w:pPr>
+      <w:r>
+        <w:rPr>
+          <w:b/>
+        </w:rPr>
+        <w:t xml:space="preserve">Como usar. </w:t>
+      </w:r>
+      <w:r>
+        <w:rPr>
+          <w:b w:val="0"/>
+        </w:rPr>
+        <w:t xml:space="preserve">Este é o parágrafo mais útil para o SEU argumento, e é o menos óbvio. A palavra "vulnerabilidade" aparece na definição oficial de favela do IBGE, ligada a infraestrutura urbana e serviços públicos — que é exatamente o que o seu índice mede. Use para justificar por que faz sentido comparar favela e resto da cidade usando o IVS: não é comparação arbitrária, é a própria definição da categoria que aponta para essas dimensões. Mas veja a ressalva na seção seguinte: é isso mesmo que torna a comparação parcialmente circular.</w:t>
+      </w:r>
+    </w:p>
+    <w:p>
+      <w:pPr>
+        <w:pStyle w:val="Heading2"/>
+      </w:pPr>
+      <w:r>
+        <w:t xml:space="preserve">Página 47 — os quatro critérios de identificação</w:t>
+      </w:r>
+    </w:p>
+    <w:p>
+      <w:pPr>
+        <w:spacing w:before="0" w:after="100"/>
+        <w:ind w:left="454"/>
+      </w:pPr>
+      <w:r>
+        <w:rPr>
+          <w:i/>
+          <w:color w:val="3D4A48"/>
+          <w:sz w:val="19"/>
+        </w:rPr>
+        <w:t xml:space="preserve">"Para identificação das Favelas e Comunidades Urbanas o IBGE utiliza os seguintes critérios:"</w:t>
+      </w:r>
+    </w:p>
+    <w:p>
+      <w:pPr>
+        <w:spacing w:before="0" w:after="100"/>
+        <w:ind w:left="454"/>
+      </w:pPr>
+      <w:r>
+        <w:rPr>
+          <w:i/>
+          <w:color w:val="3D4A48"/>
+          <w:sz w:val="19"/>
+        </w:rPr>
+        <w:t xml:space="preserve">"i. Predominância de domicílios com graus diferenciados de insegurança jurídica da posse; e, pelo menos, um dos demais critérios abaixo:"</w:t>
+      </w:r>
+    </w:p>
+    <w:p>
+      <w:pPr>
+        <w:spacing w:before="0" w:after="100"/>
+        <w:ind w:left="454"/>
+      </w:pPr>
+      <w:r>
+        <w:rPr>
+          <w:i/>
+          <w:color w:val="3D4A48"/>
+          <w:sz w:val="19"/>
+        </w:rPr>
+        <w:t xml:space="preserve">"ii. Ausência ou oferta incompleta e/ou precária de serviços públicos (iluminação elétrica pública e domiciliar, abastecimento de água, esgotamento sanitário, sistemas de drenagem e coleta de lixo regular) por parte das instituições competentes; e/ou"</w:t>
+      </w:r>
+    </w:p>
+    <w:p>
+      <w:pPr>
+        <w:spacing w:before="0" w:after="100"/>
+        <w:ind w:left="454"/>
+      </w:pPr>
+      <w:r>
+        <w:rPr>
+          <w:i/>
+          <w:color w:val="3D4A48"/>
+          <w:sz w:val="19"/>
+        </w:rPr>
+        <w:t xml:space="preserve">"iii. Predomínio de edificações, arruamento e infraestrutura que usualmente são autoproduzidos e/ou se orientam por parâmetros urbanísticos e construtivos distintos dos definidos pelos órgãos públicos; e/ou"</w:t>
+      </w:r>
+    </w:p>
+    <w:p>
+      <w:pPr>
+        <w:spacing w:before="0" w:after="100"/>
+        <w:ind w:left="454"/>
+      </w:pPr>
+      <w:r>
+        <w:rPr>
+          <w:i/>
+          <w:color w:val="3D4A48"/>
+          <w:sz w:val="19"/>
+        </w:rPr>
+        <w:t xml:space="preserve">"iv. Localização em áreas com restrição à ocupação definidas pela legislação ambiental ou urbanística, tais como faixas de domínio de rodovias e ferrovias, linhas de transmissão de energia e áreas protegidas, entre outras; ou em sítios urbanos caracterizados como áreas de risco ambiental (geológico, geomorfológico, climático, hidrológico e de contaminação)." (IBGE, 2024)</w:t>
+      </w:r>
+    </w:p>
+    <w:p>
+      <w:pPr>
+        <w:spacing w:before="40" w:after="200"/>
+        <w:ind w:left="454"/>
+      </w:pPr>
+      <w:r>
+        <w:rPr>
+          <w:b/>
+        </w:rPr>
+        <w:t xml:space="preserve">Como usar. </w:t>
+      </w:r>
+      <w:r>
+        <w:rPr>
+          <w:b w:val="0"/>
+        </w:rPr>
+        <w:t xml:space="preserve">A estrutura lógica é o que você precisa saber de cor: o critério i é OBRIGATÓRIO, e basta UM dos outros três. Ou seja, insegurança jurídica da posse mais qualquer uma das três carências. É a pergunta mais provável desta seção, e errar a estrutura lógica é pior do que não saber o texto.</w:t>
+      </w:r>
+    </w:p>
+    <w:p>
+      <w:pPr>
+        <w:spacing w:before="40" w:after="200"/>
+        <w:ind w:left="454"/>
+      </w:pPr>
+      <w:r>
+        <w:rPr>
+          <w:b/>
+        </w:rPr>
+        <w:t xml:space="preserve">Como usar. </w:t>
+      </w:r>
+      <w:r>
+        <w:rPr>
+          <w:b w:val="0"/>
+        </w:rPr>
+        <w:t xml:space="preserve">A ressalva metodológica que você deve levantar antes que perguntem: os critérios ii e iv são saneamento e risco ambiental, e o critério ii lista exatamente água, esgoto e lixo, que são três das sete componentes do seu índice. Isso significa que a sua comparação favela versus resto da cidade NÃO é validação externa independente — há sobreposição por construção entre o que define a categoria e o que o índice mede. Chame de checagem de coerência, não de validação. Levantar isso você mesmo vira maturidade metodológica; ser pego nisso é constrangedor.</w:t>
+      </w:r>
+    </w:p>
+    <w:p>
+      <w:pPr>
+        <w:spacing w:before="40" w:after="200"/>
+        <w:ind w:left="454"/>
+      </w:pPr>
+      <w:r>
+        <w:rPr>
+          <w:b/>
+        </w:rPr>
+        <w:t xml:space="preserve">Como usar. </w:t>
+      </w:r>
+      <w:r>
+        <w:rPr>
+          <w:b w:val="0"/>
+        </w:rPr>
+        <w:t xml:space="preserve">Repare também no que o critério i implica: a insegurança da posse é obrigatória e o seu índice não a mede, porque o Censo não publica posse por setor. Então há uma dimensão da definição oficial que o IVS não captura. Vale uma frase nas limitações.</w:t>
+      </w:r>
+    </w:p>
+    <w:p>
+      <w:pPr>
+        <w:pStyle w:val="Heading2"/>
+      </w:pPr>
+      <w:r>
+        <w:t xml:space="preserve">Página 73 — a comparabilidade com 2010</w:t>
+      </w:r>
+    </w:p>
+    <w:p>
+      <w:pPr>
+        <w:spacing w:before="0" w:after="160"/>
+        <w:ind w:left="0"/>
+      </w:pPr>
+      <w:r>
+        <w:rPr/>
+        <w:t xml:space="preserve">Estas passagens abrem a seção "Considerações sobre a comparabilidade entre o Censo Demográfico 2010 e o Censo Demográfico 2022".</w:t>
+      </w:r>
+    </w:p>
+    <w:p>
+      <w:pPr>
+        <w:pStyle w:val="Heading3"/>
+      </w:pPr>
+      <w:r>
+        <w:t xml:space="preserve">Transcrição 1 — a restrição</w:t>
+      </w:r>
+    </w:p>
+    <w:p>
+      <w:pPr>
+        <w:spacing w:before="0" w:after="100"/>
+        <w:ind w:left="454"/>
+      </w:pPr>
+      <w:r>
+        <w:rPr>
+          <w:i/>
+          <w:color w:val="3D4A48"/>
+          <w:sz w:val="19"/>
+        </w:rPr>
+        <w:t xml:space="preserve">"Conforme mencionado na Introdução, as inovações gerenciais, metodológicas e tecnológicas entre os Censos Demográficos 2010 e 2022 implicam em restrições quanto à comparabilidade direta entre as informações coletadas nas Favelas e Comunidades Urbanas nos dois períodos."</w:t>
+      </w:r>
+    </w:p>
+    <w:p>
+      <w:pPr>
+        <w:spacing w:before="40" w:after="200"/>
+        <w:ind w:left="454"/>
+      </w:pPr>
+      <w:r>
+        <w:rPr>
+          <w:b/>
+        </w:rPr>
+        <w:t xml:space="preserve">Como usar. </w:t>
+      </w:r>
+      <w:r>
+        <w:rPr>
+          <w:b w:val="0"/>
+        </w:rPr>
+        <w:t xml:space="preserve">Use se alguém pedir uma comparação com 2010, em qualquer contexto. A restrição é do próprio IBGE, então você não está sendo conservador por conta própria: está seguindo a orientação da fonte.</w:t>
+      </w:r>
+    </w:p>
+    <w:p>
+      <w:pPr>
+        <w:pStyle w:val="Heading3"/>
+      </w:pPr>
+      <w:r>
+        <w:t xml:space="preserve">Transcrição 2 — os números dos dois censos</w:t>
+      </w:r>
+    </w:p>
+    <w:p>
+      <w:pPr>
+        <w:spacing w:before="0" w:after="100"/>
+        <w:ind w:left="454"/>
+      </w:pPr>
+      <w:r>
+        <w:rPr>
+          <w:i/>
+          <w:color w:val="3D4A48"/>
+          <w:sz w:val="19"/>
+        </w:rPr>
+        <w:t xml:space="preserve">"Em 2010, foram identificadas 6 329 Favelas e Comunidades Urbanas, onde residiam 11 425 644 pessoas. Já em 2022, o mapeamento resultou em 12 348 Favelas e Comunidades Urbanas, onde viviam 16 390 815 pessoas."</w:t>
+      </w:r>
+    </w:p>
+    <w:p>
+      <w:pPr>
+        <w:spacing w:before="40" w:after="200"/>
+        <w:ind w:left="454"/>
+      </w:pPr>
+      <w:r>
+        <w:rPr>
+          <w:b/>
+        </w:rPr>
+        <w:t xml:space="preserve">Como usar. </w:t>
+      </w:r>
+      <w:r>
+        <w:rPr>
+          <w:b w:val="0"/>
+        </w:rPr>
+        <w:t xml:space="preserve">Só cite estes números junto com a transcrição 3, nunca sozinhos. Sozinhos eles sugerem que a favelização dobrou, que é precisamente a leitura errada. Se precisar de um número isolado, use o de 2022.</w:t>
+      </w:r>
+    </w:p>
+    <w:p>
+      <w:pPr>
+        <w:pStyle w:val="Heading3"/>
+      </w:pPr>
+      <w:r>
+        <w:t xml:space="preserve">Transcrição 3 — por que o aumento não é crescimento</w:t>
+      </w:r>
+    </w:p>
+    <w:p>
+      <w:pPr>
+        <w:spacing w:before="0" w:after="100"/>
+        <w:ind w:left="454"/>
+      </w:pPr>
+      <w:r>
+        <w:rPr>
+          <w:i/>
+          <w:color w:val="3D4A48"/>
+          <w:sz w:val="19"/>
+        </w:rPr>
+        <w:t xml:space="preserve">"O aumento no número de Favelas e Comunidades Urbanas em 2022 e, consequentemente, de população residente nessas áreas, não se deve apenas ao surgimento de novas Favelas e Comunidades Urbanas no País, no período intercensitário. Os aprimoramentos operacionais, como os treinamentos mais específicos sobre a abordagem em Favelas e Comunidades Urbanas e o acompanhamento da coleta por meio dos dados georreferenciados referentes aos pontos de energia elétrica fornecidos pela ANEEL, por exemplo, somados ao engajamento das equipes locais com o tema e às inovações tecnológicas que resultaram na melhoria das imagens orbitais, são fatores que ajudam a explicar as diferenças observadas entre os anos de 2010 e 2022."</w:t>
+      </w:r>
+    </w:p>
+    <w:p>
+      <w:pPr>
+        <w:spacing w:before="40" w:after="200"/>
+        <w:ind w:left="454"/>
+      </w:pPr>
+      <w:r>
+        <w:rPr>
+          <w:b/>
+        </w:rPr>
+        <w:t xml:space="preserve">Como usar. </w:t>
+      </w:r>
+      <w:r>
+        <w:rPr>
+          <w:b w:val="0"/>
+        </w:rPr>
+        <w:t xml:space="preserve">É a passagem que sustenta a sua decisão de não afirmar nada sobre crescimento da favelização no artigo. O detalhe dos pontos da ANEEL é bom de mencionar em voz alta porque mostra leitura de verdade: o IBGE passou a cruzar coordenadas de ligações elétricas para achar domicílio que a coleta tinha perdido. Boa parte do "aumento" é isso, não gente nova.</w:t>
+      </w:r>
+    </w:p>
+    <w:p>
+      <w:pPr>
+        <w:pStyle w:val="Heading2"/>
+      </w:pPr>
+      <w:r>
+        <w:t xml:space="preserve">Página 74 — o estudo de área constante</w:t>
+      </w:r>
+    </w:p>
+    <w:p>
+      <w:pPr>
+        <w:spacing w:before="0" w:after="160"/>
+        <w:ind w:left="0"/>
+      </w:pPr>
+      <w:r>
+        <w:rPr/>
+        <w:t xml:space="preserve">Para dar algum resultado comparável, o IBGE isolou os setores de 2010 cuja área inteira virou setor de FCU em 2022, e comparou só esses.</w:t>
+      </w:r>
+    </w:p>
+    <w:p>
+      <w:pPr>
+        <w:pStyle w:val="Heading3"/>
+      </w:pPr>
+      <w:r>
+        <w:t xml:space="preserve">Transcrição — o resultado</w:t>
+      </w:r>
+    </w:p>
+    <w:p>
+      <w:pPr>
+        <w:spacing w:before="0" w:after="100"/>
+        <w:ind w:left="454"/>
+      </w:pPr>
+      <w:r>
+        <w:rPr>
+          <w:i/>
+          <w:color w:val="3D4A48"/>
+          <w:sz w:val="19"/>
+        </w:rPr>
+        <w:t xml:space="preserve">"O conjunto de setores analisados corresponde a 77,9% dos setores de Favelas e Comunidades Urbanas de 2010, equivalentes a 46,5% dos setores de Favelas e Comunidades Urbanas de 2022. A análise comparativa mostrou que a população residente na área de estudo em 2010 era 8 793 856, que correspondia a 77,0% da população em Favelas e Comunidades Urbanas daquele ano. Em 2022, a população residente na mesma área investigada era 8 315 088, equivalente a 50,7% da população residente em Favelas e Comunidades Urbanas no mesmo ano. Esse resultado, que não representa a totalidade das áreas de Favelas e Comunidades Urbanas em 2010 e 2022, mostra uma redução de 5,4% no número de moradores em Favelas e Comunidades Urbanas que viviam na área delimitada pelo estudo."</w:t>
+      </w:r>
+    </w:p>
+    <w:p>
+      <w:pPr>
+        <w:spacing w:before="40" w:after="200"/>
+        <w:ind w:left="454"/>
+      </w:pPr>
+      <w:r>
+        <w:rPr>
+          <w:b/>
+        </w:rPr>
+        <w:t xml:space="preserve">Como usar. </w:t>
+      </w:r>
+      <w:r>
+        <w:rPr>
+          <w:b w:val="0"/>
+        </w:rPr>
+        <w:t xml:space="preserve">Este é o argumento decisivo, e é contraintuitivo: mantida a área constante, a população em favela CAIU 5,4%. Guarde os dois números de cobertura, 77,9% e 46,5%, porque eles são a ressalva: o estudo cobre menos da metade dos setores de 2022, então também não autoriza dizer que a favelização diminuiu. A conclusão correta é que a comparação entre censos não sustenta afirmação em nenhuma das duas direções.</w:t>
+      </w:r>
+    </w:p>
+    <w:p>
+      <w:pPr>
+        <w:pStyle w:val="Heading3"/>
+      </w:pPr>
+      <w:r>
+        <w:t xml:space="preserve">Transcrição — o que ainda falta</w:t>
+      </w:r>
+    </w:p>
+    <w:p>
+      <w:pPr>
+        <w:spacing w:before="0" w:after="100"/>
+        <w:ind w:left="454"/>
+      </w:pPr>
+      <w:r>
+        <w:rPr>
+          <w:i/>
+          <w:color w:val="3D4A48"/>
+          <w:sz w:val="19"/>
+        </w:rPr>
+        <w:t xml:space="preserve">"Um entendimento completo da variação da população em áreas de Favelas e Comunidades Urbanas entre 2010 e 2022 requer um estudo aprofundado que identifique as áreas classificadas como Favela e Comunidade Urbana em 2022 que já possuíam características que se enquadravam no conceito em 2010, denominado Aglomerado Subnormal, mas que não foram classificadas dessa maneira."</w:t>
+      </w:r>
+    </w:p>
+    <w:p>
+      <w:pPr>
+        <w:spacing w:before="40" w:after="200"/>
+        <w:ind w:left="454"/>
+      </w:pPr>
+      <w:r>
+        <w:rPr>
+          <w:b/>
+        </w:rPr>
+        <w:t xml:space="preserve">Como usar. </w:t>
+      </w:r>
+      <w:r>
+        <w:rPr>
+          <w:b w:val="0"/>
+        </w:rPr>
+        <w:t xml:space="preserve">Guarde para a pergunta "isso não daria um estudo?". O próprio IBGE aponta a lacuna e diz que a continuidade depende de recurso. Serve como sugestão de trabalho futuro no artigo, e mostra que você leu além do dado.</w:t>
+      </w:r>
+    </w:p>
+    <w:p>
+      <w:pPr>
+        <w:pStyle w:val="Heading2"/>
+      </w:pPr>
+      <w:r>
+        <w:t xml:space="preserve">Página 75 — o total, e a nota 7</w:t>
+      </w:r>
+    </w:p>
+    <w:p>
+      <w:pPr>
+        <w:pStyle w:val="Heading3"/>
+      </w:pPr>
+      <w:r>
+        <w:t xml:space="preserve">Transcrição — o total oficial, no corpo do texto</w:t>
+      </w:r>
+    </w:p>
+    <w:p>
+      <w:pPr>
+        <w:spacing w:before="0" w:after="100"/>
+        <w:ind w:left="454"/>
+      </w:pPr>
+      <w:r>
+        <w:rPr>
+          <w:i/>
+          <w:color w:val="3D4A48"/>
+          <w:sz w:val="19"/>
+        </w:rPr>
+        <w:t xml:space="preserve">"O mapeamento das Favelas e Comunidades Urbanas procedente do Censo Demográfico 2022 resultou na identificação de 12 348 áreas presentes em 656 Municípios brasileiros."</w:t>
+      </w:r>
+    </w:p>
+    <w:p>
+      <w:pPr>
+        <w:spacing w:before="40" w:after="200"/>
+        <w:ind w:left="454"/>
+      </w:pPr>
+      <w:r>
+        <w:rPr>
+          <w:b/>
+        </w:rPr>
+        <w:t xml:space="preserve">Como usar. </w:t>
+      </w:r>
+      <w:r>
+        <w:rPr>
+          <w:b w:val="0"/>
+        </w:rPr>
+        <w:t xml:space="preserve">É o denominador da sua tabela de representatividade no slide 37. Os seus 5.899 saem de 47,8% deste 12.348, e os 42 municípios saem de 6,4% destes 656.</w:t>
+      </w:r>
+    </w:p>
+    <w:p>
+      <w:pPr>
+        <w:pStyle w:val="Heading3"/>
+      </w:pPr>
+      <w:r>
+        <w:t xml:space="preserve">Transcrição — a nota de rodapé 7, a limitação que mais te afeta</w:t>
+      </w:r>
+    </w:p>
+    <w:p>
+      <w:pPr>
+        <w:spacing w:before="0" w:after="100"/>
+        <w:ind w:left="454"/>
+      </w:pPr>
+      <w:r>
+        <w:rPr>
+          <w:i/>
+          <w:color w:val="3D4A48"/>
+          <w:sz w:val="19"/>
+        </w:rPr>
+        <w:t xml:space="preserve">"Como visto, além das 12 348 Favelas e Comunidades Urbanas classificadas em 656 Municípios, para as quais serão fornecidas informações resultantes da coleta do Censo Demográfico 2022, o IBGE identificou 2 298 Favelas e Comunidades Urbanas cujos quantitativos de domicílios, estimados previamente à coleta, variaram entre 21 e 50. Para essas áreas não serão disponibilizadas informações específicas, uma vez que elas não puderam ser definidas em setores censitários específicos de Favelas e Comunidades Urbanas. Esses critérios e procedimentos metodológicos estão descritos na seção Cartografia censitária para Favelas e Comunidades Urbanas."</w:t>
+      </w:r>
+    </w:p>
+    <w:p>
+      <w:pPr>
+        <w:spacing w:before="40" w:after="200"/>
+        <w:ind w:left="454"/>
+      </w:pPr>
+      <w:r>
+        <w:rPr>
+          <w:b/>
+        </w:rPr>
+        <w:t xml:space="preserve">Como usar. </w:t>
+      </w:r>
+      <w:r>
+        <w:rPr>
+          <w:b w:val="0"/>
+        </w:rPr>
+        <w:t xml:space="preserve">É a citação mais importante do anexo para o seu trabalho, e é a que sustenta o cartão de limitação do slide 37. O raciocínio a dizer em voz alta: como o critério da base é o setor censitário, e essas 2.298 favelas não têm setor próprio, os moradores delas caem em setores comuns. Logo a comparação favela versus cidade erra nos dois sentidos ao mesmo tempo — subestima a população favelada e contamina o grupo de comparação com ela. Diga "nos dois sentidos", porque é o que mostra que você entendeu a consequência e não só copiou a limitação.</w:t>
+      </w:r>
+    </w:p>
+    <w:p>
+      <w:pPr>
+        <w:spacing w:before="40" w:after="200"/>
+        <w:ind w:left="454"/>
+      </w:pPr>
+      <w:r>
+        <w:rPr>
+          <w:b/>
+        </w:rPr>
+        <w:t xml:space="preserve">Como usar. </w:t>
+      </w:r>
+      <w:r>
+        <w:rPr>
+          <w:b w:val="0"/>
+        </w:rPr>
+        <w:t xml:space="preserve">Cite como "nota 7, p. 75". A mesma informação aparece antes, na nota 3 da página 7, dentro da Apresentação. Se ela abrir o PDF pela introdução e vir a nota 3, as duas estão certas: é o mesmo texto repetido.</w:t>
+      </w:r>
+    </w:p>
+    <w:p>
+      <w:pPr>
+        <w:pStyle w:val="Heading2"/>
+      </w:pPr>
+      <w:r>
+        <w:t xml:space="preserve">O que existe nessas páginas e não foi transcrito</w:t>
+      </w:r>
+    </w:p>
+    <w:p>
+      <w:pPr>
+        <w:spacing w:before="0" w:after="160"/>
+        <w:ind w:left="0"/>
+      </w:pPr>
+      <w:r>
+        <w:rPr/>
+        <w:t xml:space="preserve">Para você não ser pego de surpresa se ela olhar o PDF junto com você:</w:t>
+      </w:r>
+    </w:p>
+    <w:p>
+      <w:pPr>
+        <w:spacing w:before="0" w:after="160"/>
+        <w:ind w:left="0"/>
+      </w:pPr>
+      <w:r>
+        <w:rPr/>
+        <w:t xml:space="preserve">Na página 47, depois dos critérios, começa a seção "Procedimentos e inovações para a realização do Censo Demográfico 2022 em Favelas e Comunidades Urbanas", que trata dos processos de consulta à sociedade. Não toca no seu recorte.</w:t>
+      </w:r>
+    </w:p>
+    <w:p>
+      <w:pPr>
+        <w:spacing w:before="0" w:after="160"/>
+        <w:ind w:left="0"/>
+      </w:pPr>
+      <w:r>
+        <w:rPr/>
+        <w:t xml:space="preserve">No topo da página 73, antes da seção de comparabilidade, há um trecho sobre o Help Desk montado pelo IBGE para a rede de coleta. É operacional.</w:t>
+      </w:r>
+    </w:p>
+    <w:p>
+      <w:pPr>
+        <w:spacing w:before="0" w:after="160"/>
+        <w:ind w:left="0"/>
+      </w:pPr>
+      <w:r>
+        <w:rPr/>
+        <w:t xml:space="preserve">Na página 74, antes do resultado transcrito, há três marcadores descrevendo quais tipos de setor de 2010 foram considerados equivalentes aos de 2022: os que foram divididos, os que foram agregados e os que mantiveram a geometria. É o detalhe metodológico do estudo de área constante. Se perguntarem como o IBGE definiu "mesma área", é esta a resposta.</w:t>
+      </w:r>
+    </w:p>
+    <w:p>
+      <w:pPr>
+        <w:spacing w:before="0" w:after="160"/>
+        <w:ind w:left="0"/>
+      </w:pPr>
+      <w:r>
+        <w:rPr/>
+        <w:t xml:space="preserve">Na página 75, depois da nota 7, começa a análise de resultados, com os cartogramas de Cariacica (ES) e Campina Grande (PB) como exemplos de favelas grandes e contíguas contra muitas favelas pequenas dispersas. Há também a nota 8, que apenas remete de volta à seção de comparabilidade.</w:t>
+      </w:r>
+    </w:p>
+    <w:p>
+      <w:pPr>
+        <w:spacing w:before="0" w:after="160"/>
+        <w:ind w:left="0"/>
+      </w:pPr>
+      <w:r>
+        <w:rPr>
+          <w:i/>
+          <w:color w:val="8C2F27"/>
+        </w:rPr>
+        <w:t xml:space="preserve">Se ela perguntar sobre qualquer uma dessas partes, a resposta honesta é que você não entrou nelas porque não tocavam no recorte do trabalho. É melhor do que improvisar.</w:t>
       </w:r>
     </w:p>
     <w:sectPr>
